--- a/docs/semester-6/task2.docx
+++ b/docs/semester-6/task2.docx
@@ -163,83 +163,37 @@
       <w:pPr>
         <w:spacing w:after="120"/>
         <w:jc w:val="center"/>
-      </w:pPr>
-      <w:proofErr w:type="spellStart"/>
+        <w:rPr>
+          <w:lang w:val="ru-RU"/>
+        </w:rPr>
+      </w:pPr>
       <w:r>
         <w:rPr>
           <w:b/>
           <w:bCs/>
           <w:sz w:val="28"/>
           <w:szCs w:val="28"/>
-        </w:rPr>
-        <w:t>Отчет</w:t>
-      </w:r>
-      <w:proofErr w:type="spellEnd"/>
+          <w:lang w:val="ru-RU"/>
+        </w:rPr>
+        <w:t xml:space="preserve">Отчет по заданию </w:t>
+      </w:r>
       <w:r>
         <w:rPr>
           <w:b/>
           <w:bCs/>
           <w:sz w:val="28"/>
           <w:szCs w:val="28"/>
-        </w:rPr>
-        <w:t xml:space="preserve"> </w:t>
-      </w:r>
-      <w:proofErr w:type="spellStart"/>
+          <w:lang w:val="ru-RU"/>
+        </w:rPr>
+        <w:t>№</w:t>
+      </w:r>
       <w:r>
         <w:rPr>
           <w:b/>
           <w:bCs/>
           <w:sz w:val="28"/>
           <w:szCs w:val="28"/>
-        </w:rPr>
-        <w:t>по</w:t>
-      </w:r>
-      <w:proofErr w:type="spellEnd"/>
-      <w:r>
-        <w:rPr>
-          <w:b/>
-          <w:bCs/>
-          <w:sz w:val="28"/>
-          <w:szCs w:val="28"/>
-        </w:rPr>
-        <w:t xml:space="preserve"> </w:t>
-      </w:r>
-      <w:proofErr w:type="spellStart"/>
-      <w:r>
-        <w:rPr>
-          <w:b/>
-          <w:bCs/>
-          <w:sz w:val="28"/>
-          <w:szCs w:val="28"/>
-        </w:rPr>
-        <w:t>заданию</w:t>
-      </w:r>
-      <w:proofErr w:type="spellEnd"/>
-      <w:r>
-        <w:rPr>
-          <w:b/>
-          <w:bCs/>
-          <w:sz w:val="28"/>
-          <w:szCs w:val="28"/>
-        </w:rPr>
-        <w:t xml:space="preserve"> </w:t>
-      </w:r>
-      <w:r>
-        <w:rPr>
-          <w:b/>
-          <w:bCs/>
-          <w:sz w:val="28"/>
-          <w:szCs w:val="28"/>
-          <w:lang w:val="ru-RU"/>
-        </w:rPr>
-        <w:t>№</w:t>
-      </w:r>
-      <w:r>
-        <w:rPr>
-          <w:b/>
-          <w:bCs/>
-          <w:sz w:val="28"/>
-          <w:szCs w:val="28"/>
+          <w:lang w:val="ru-RU"/>
         </w:rPr>
         <w:t xml:space="preserve"> 2</w:t>
       </w:r>
@@ -549,7 +503,6 @@
             <w:tcW w:w="3200" w:type="dxa"/>
           </w:tcPr>
           <w:p>
-            <w:proofErr w:type="spellStart"/>
             <w:r>
               <w:rPr>
                 <w:b/>
@@ -559,7 +512,6 @@
               </w:rPr>
               <w:t>Пользователь</w:t>
             </w:r>
-            <w:proofErr w:type="spellEnd"/>
           </w:p>
         </w:tc>
         <w:tc>
@@ -567,7 +519,6 @@
             <w:tcW w:w="6160" w:type="dxa"/>
           </w:tcPr>
           <w:p>
-            <w:proofErr w:type="spellStart"/>
             <w:r>
               <w:rPr>
                 <w:b/>
@@ -575,49 +526,8 @@
                 <w:sz w:val="22"/>
                 <w:szCs w:val="22"/>
               </w:rPr>
-              <w:t>Что</w:t>
+              <w:t>Что делает в системе</w:t>
             </w:r>
-            <w:proofErr w:type="spellEnd"/>
-            <w:r>
-              <w:rPr>
-                <w:b/>
-                <w:bCs/>
-                <w:sz w:val="22"/>
-                <w:szCs w:val="22"/>
-              </w:rPr>
-              <w:t xml:space="preserve"> </w:t>
-            </w:r>
-            <w:proofErr w:type="spellStart"/>
-            <w:r>
-              <w:rPr>
-                <w:b/>
-                <w:bCs/>
-                <w:sz w:val="22"/>
-                <w:szCs w:val="22"/>
-              </w:rPr>
-              <w:t>делает</w:t>
-            </w:r>
-            <w:proofErr w:type="spellEnd"/>
-            <w:r>
-              <w:rPr>
-                <w:b/>
-                <w:bCs/>
-                <w:sz w:val="22"/>
-                <w:szCs w:val="22"/>
-              </w:rPr>
-              <w:t xml:space="preserve"> в </w:t>
-            </w:r>
-            <w:proofErr w:type="spellStart"/>
-            <w:r>
-              <w:rPr>
-                <w:b/>
-                <w:bCs/>
-                <w:sz w:val="22"/>
-                <w:szCs w:val="22"/>
-              </w:rPr>
-              <w:t>системе</w:t>
-            </w:r>
-            <w:proofErr w:type="spellEnd"/>
           </w:p>
         </w:tc>
       </w:tr>
@@ -627,21 +537,12 @@
             <w:tcW w:w="3200" w:type="dxa"/>
           </w:tcPr>
           <w:p>
-            <w:proofErr w:type="spellStart"/>
             <w:r>
               <w:rPr>
                 <w:sz w:val="22"/>
                 <w:szCs w:val="22"/>
               </w:rPr>
-              <w:t>Инспектор</w:t>
-            </w:r>
-            <w:proofErr w:type="spellEnd"/>
-            <w:r>
-              <w:rPr>
-                <w:sz w:val="22"/>
-                <w:szCs w:val="22"/>
-              </w:rPr>
-              <w:t xml:space="preserve"> ООПТ</w:t>
+              <w:t>Инспектор ООПТ</w:t>
             </w:r>
           </w:p>
         </w:tc>
@@ -687,7 +588,6 @@
             <w:tcW w:w="3200" w:type="dxa"/>
           </w:tcPr>
           <w:p>
-            <w:proofErr w:type="spellStart"/>
             <w:r>
               <w:rPr>
                 <w:sz w:val="22"/>
@@ -695,7 +595,6 @@
               </w:rPr>
               <w:t>Эколог-аналитик</w:t>
             </w:r>
-            <w:proofErr w:type="spellEnd"/>
           </w:p>
         </w:tc>
         <w:tc>
@@ -740,31 +639,13 @@
             <w:tcW w:w="3200" w:type="dxa"/>
           </w:tcPr>
           <w:p>
-            <w:proofErr w:type="spellStart"/>
             <w:r>
               <w:rPr>
                 <w:sz w:val="22"/>
                 <w:szCs w:val="22"/>
               </w:rPr>
-              <w:t>Оператор</w:t>
+              <w:t>Оператор мониторинга</w:t>
             </w:r>
-            <w:proofErr w:type="spellEnd"/>
-            <w:r>
-              <w:rPr>
-                <w:sz w:val="22"/>
-                <w:szCs w:val="22"/>
-              </w:rPr>
-              <w:t xml:space="preserve"> </w:t>
-            </w:r>
-            <w:proofErr w:type="spellStart"/>
-            <w:r>
-              <w:rPr>
-                <w:sz w:val="22"/>
-                <w:szCs w:val="22"/>
-              </w:rPr>
-              <w:t>мониторинга</w:t>
-            </w:r>
-            <w:proofErr w:type="spellEnd"/>
           </w:p>
         </w:tc>
         <w:tc>
@@ -794,31 +675,13 @@
             <w:tcW w:w="3200" w:type="dxa"/>
           </w:tcPr>
           <w:p>
-            <w:proofErr w:type="spellStart"/>
             <w:r>
               <w:rPr>
                 <w:sz w:val="22"/>
                 <w:szCs w:val="22"/>
               </w:rPr>
-              <w:t>Администратор</w:t>
+              <w:t>Администратор системы</w:t>
             </w:r>
-            <w:proofErr w:type="spellEnd"/>
-            <w:r>
-              <w:rPr>
-                <w:sz w:val="22"/>
-                <w:szCs w:val="22"/>
-              </w:rPr>
-              <w:t xml:space="preserve"> </w:t>
-            </w:r>
-            <w:proofErr w:type="spellStart"/>
-            <w:r>
-              <w:rPr>
-                <w:sz w:val="22"/>
-                <w:szCs w:val="22"/>
-              </w:rPr>
-              <w:t>системы</w:t>
-            </w:r>
-            <w:proofErr w:type="spellEnd"/>
           </w:p>
         </w:tc>
         <w:tc>
@@ -863,47 +726,13 @@
             <w:tcW w:w="3200" w:type="dxa"/>
           </w:tcPr>
           <w:p>
-            <w:proofErr w:type="spellStart"/>
             <w:r>
               <w:rPr>
                 <w:sz w:val="22"/>
                 <w:szCs w:val="22"/>
               </w:rPr>
-              <w:t>Руководитель</w:t>
+              <w:t>Руководитель природоохранной организации</w:t>
             </w:r>
-            <w:proofErr w:type="spellEnd"/>
-            <w:r>
-              <w:rPr>
-                <w:sz w:val="22"/>
-                <w:szCs w:val="22"/>
-              </w:rPr>
-              <w:t xml:space="preserve"> </w:t>
-            </w:r>
-            <w:proofErr w:type="spellStart"/>
-            <w:r>
-              <w:rPr>
-                <w:sz w:val="22"/>
-                <w:szCs w:val="22"/>
-              </w:rPr>
-              <w:t>природоохранной</w:t>
-            </w:r>
-            <w:proofErr w:type="spellEnd"/>
-            <w:r>
-              <w:rPr>
-                <w:sz w:val="22"/>
-                <w:szCs w:val="22"/>
-              </w:rPr>
-              <w:t xml:space="preserve"> </w:t>
-            </w:r>
-            <w:proofErr w:type="spellStart"/>
-            <w:r>
-              <w:rPr>
-                <w:sz w:val="22"/>
-                <w:szCs w:val="22"/>
-              </w:rPr>
-              <w:t>организации</w:t>
-            </w:r>
-            <w:proofErr w:type="spellEnd"/>
           </w:p>
         </w:tc>
         <w:tc>
@@ -1090,7 +919,13 @@
         <w:rPr>
           <w:lang w:val="ru-RU"/>
         </w:rPr>
-        <w:t xml:space="preserve">5. При превышении порогового значения сервер должен немедленно формировать событие-тревогу и отправлять </w:t>
+        <w:t xml:space="preserve">5. </w:t>
+      </w:r>
+      <w:r>
+        <w:rPr>
+          <w:lang w:val="ru-RU"/>
+        </w:rPr>
+        <w:t xml:space="preserve">Сервер создаёт тревогу не позднее чем через 1 секунду после сохранения показания, превысившего порог, и передаёт </w:t>
       </w:r>
       <w:r>
         <w:t>push</w:t>
@@ -1099,7 +934,7 @@
         <w:rPr>
           <w:lang w:val="ru-RU"/>
         </w:rPr>
-        <w:t>-уведомление инспекторам, закреплённым за соответствующей зоной.</w:t>
+        <w:t>-уведомление инспекторам зоны; на устройство инспектора оно поступает не позднее чем через 10 секунд</w:t>
       </w:r>
     </w:p>
     <w:p>
@@ -1237,16 +1072,13 @@
         <w:rPr>
           <w:lang w:val="ru-RU"/>
         </w:rPr>
-        <w:t xml:space="preserve">13. Оператор мониторинга должен иметь возможность вручную инициировать внеплановый опрос конкретного устройства </w:t>
-      </w:r>
-      <w:r>
-        <w:t>Arduino</w:t>
-      </w:r>
-      <w:r>
-        <w:rPr>
-          <w:lang w:val="ru-RU"/>
-        </w:rPr>
-        <w:t xml:space="preserve"> и незамедлительно получить его показания.</w:t>
+        <w:t xml:space="preserve">13. </w:t>
+      </w:r>
+      <w:r>
+        <w:rPr>
+          <w:lang w:val="ru-RU"/>
+        </w:rPr>
+        <w:t>Оператор запускает внеплановый опрос устройства и получает его показания не позднее чем через 15 секунд; если устройство не ответило, система показывает сообщение "Устройство не отвечает"</w:t>
       </w:r>
     </w:p>
     <w:p>
@@ -1361,7 +1193,10 @@
         <w:rPr>
           <w:lang w:val="ru-RU"/>
         </w:rPr>
-        <w:t>20. Система должна хранить полную историю показаний всех датчиков не менее трёх лет для обеспечения долгосрочного экологического анализа и подготовки официальных природоохранных заключений.</w:t>
+        <w:t xml:space="preserve">20. </w:t>
+      </w:r>
+      <w:r>
+        <w:t>Система хранит все принятые сервером показания не менее 3 лет с даты измерения; выборка показаний за любые сутки этого периода выполняется не дольше 10 секунд</w:t>
       </w:r>
     </w:p>
     <w:p>
@@ -2126,7 +1961,6 @@
   <w:style w:type="character" w:default="1" w:styleId="DefaultParagraphFont">
     <w:name w:val="Default Paragraph Font"/>
     <w:uiPriority w:val="1"/>
-    <w:semiHidden/>
     <w:unhideWhenUsed/>
   </w:style>
   <w:style w:type="table" w:default="1" w:styleId="TableNormal">
